--- a/tillsyn/A 61805-2025 tillsynsbegäran.docx
+++ b/tillsyn/A 61805-2025 tillsynsbegäran.docx
@@ -218,7 +218,7 @@
     <w:r>
       <w:tab/>
       <w:tab/>
-      <w:t>2026-01-15</w:t>
+      <w:t>2026-01-16</w:t>
       <w:br/>
       <w:br/>
     </w:r>

--- a/tillsyn/A 61805-2025 tillsynsbegäran.docx
+++ b/tillsyn/A 61805-2025 tillsynsbegäran.docx
@@ -218,7 +218,7 @@
     <w:r>
       <w:tab/>
       <w:tab/>
-      <w:t>2026-01-16</w:t>
+      <w:t>2026-01-17</w:t>
       <w:br/>
       <w:br/>
     </w:r>

--- a/tillsyn/A 61805-2025 tillsynsbegäran.docx
+++ b/tillsyn/A 61805-2025 tillsynsbegäran.docx
@@ -218,7 +218,7 @@
     <w:r>
       <w:tab/>
       <w:tab/>
-      <w:t>2026-01-17</w:t>
+      <w:t>2026-01-18</w:t>
       <w:br/>
       <w:br/>
     </w:r>

--- a/tillsyn/A 61805-2025 tillsynsbegäran.docx
+++ b/tillsyn/A 61805-2025 tillsynsbegäran.docx
@@ -218,7 +218,7 @@
     <w:r>
       <w:tab/>
       <w:tab/>
-      <w:t>2026-01-18</w:t>
+      <w:t>2026-01-19</w:t>
       <w:br/>
       <w:br/>
     </w:r>

--- a/tillsyn/A 61805-2025 tillsynsbegäran.docx
+++ b/tillsyn/A 61805-2025 tillsynsbegäran.docx
@@ -218,7 +218,7 @@
     <w:r>
       <w:tab/>
       <w:tab/>
-      <w:t>2026-01-19</w:t>
+      <w:t>2026-01-20</w:t>
       <w:br/>
       <w:br/>
     </w:r>

--- a/tillsyn/A 61805-2025 tillsynsbegäran.docx
+++ b/tillsyn/A 61805-2025 tillsynsbegäran.docx
@@ -218,7 +218,7 @@
     <w:r>
       <w:tab/>
       <w:tab/>
-      <w:t>2026-01-20</w:t>
+      <w:t>2026-01-21</w:t>
       <w:br/>
       <w:br/>
     </w:r>

--- a/tillsyn/A 61805-2025 tillsynsbegäran.docx
+++ b/tillsyn/A 61805-2025 tillsynsbegäran.docx
@@ -12,7 +12,7 @@
     </w:p>
     <w:p>
       <w:r>
-        <w:t>Detta dokument behandlar höga naturvärden i avverkningsanmälan A 61805-2025 i Vetlanda kommun. Denna avverkningsanmälan inkom 2025-12-11 17:30:53 och omfattar 6,7 ha.</w:t>
+        <w:t>Detta dokument behandlar höga naturvärden i avverkningsanmälan A 61805-2025 i Vetlanda kommun. Denna avverkningsanmälan inkom 2025-12-11 00:00:00 och omfattar 6,7 ha.</w:t>
       </w:r>
     </w:p>
     <w:p>
@@ -218,7 +218,7 @@
     <w:r>
       <w:tab/>
       <w:tab/>
-      <w:t>2026-01-21</w:t>
+      <w:t>2026-01-23</w:t>
       <w:br/>
       <w:br/>
     </w:r>

--- a/tillsyn/A 61805-2025 tillsynsbegäran.docx
+++ b/tillsyn/A 61805-2025 tillsynsbegäran.docx
@@ -218,7 +218,7 @@
     <w:r>
       <w:tab/>
       <w:tab/>
-      <w:t>2026-01-23</w:t>
+      <w:t>2026-01-24</w:t>
       <w:br/>
       <w:br/>
     </w:r>

--- a/tillsyn/A 61805-2025 tillsynsbegäran.docx
+++ b/tillsyn/A 61805-2025 tillsynsbegäran.docx
@@ -218,7 +218,7 @@
     <w:r>
       <w:tab/>
       <w:tab/>
-      <w:t>2026-01-24</w:t>
+      <w:t>2026-01-25</w:t>
       <w:br/>
       <w:br/>
     </w:r>

--- a/tillsyn/A 61805-2025 tillsynsbegäran.docx
+++ b/tillsyn/A 61805-2025 tillsynsbegäran.docx
@@ -218,7 +218,7 @@
     <w:r>
       <w:tab/>
       <w:tab/>
-      <w:t>2026-01-25</w:t>
+      <w:t>2026-01-26</w:t>
       <w:br/>
       <w:br/>
     </w:r>

--- a/tillsyn/A 61805-2025 tillsynsbegäran.docx
+++ b/tillsyn/A 61805-2025 tillsynsbegäran.docx
@@ -218,7 +218,7 @@
     <w:r>
       <w:tab/>
       <w:tab/>
-      <w:t>2026-01-26</w:t>
+      <w:t>2026-01-27</w:t>
       <w:br/>
       <w:br/>
     </w:r>

--- a/tillsyn/A 61805-2025 tillsynsbegäran.docx
+++ b/tillsyn/A 61805-2025 tillsynsbegäran.docx
@@ -218,7 +218,7 @@
     <w:r>
       <w:tab/>
       <w:tab/>
-      <w:t>2026-01-27</w:t>
+      <w:t>2026-01-28</w:t>
       <w:br/>
       <w:br/>
     </w:r>

--- a/tillsyn/A 61805-2025 tillsynsbegäran.docx
+++ b/tillsyn/A 61805-2025 tillsynsbegäran.docx
@@ -90,6 +90,75 @@
         <w:t>Figur 1. Fyndplatser för naturvårdsarter i det avverkningsanmälda området (röd linje). Markörer utan svart kant är placerade på fyndplatsen. Markörer med svart kant är placerade vid sidan av fyndplatsen och har ett svart streck som visar fyndplatsens exakta position. Kartans mittpunktskoordinat är N 6368154, E 522063 i SWEREF 99 TM.</w:t>
       </w:r>
     </w:p>
+    <w:p>
+      <w:r>
+        <w:rPr>
+          <w:b/>
+        </w:rPr>
+        <w:t>Bronshjon</w:t>
+      </w:r>
+      <w:r>
+        <w:t xml:space="preserve"> är en skalbagge vars larvutveckling sker under grov bark på stammar av döda eller döende barrträd, främst gran, i mindre omfattning tall. Arten är knuten till äldre, naturskogslik granskog med inslag av torkande träd. Bronshjon är typisk art för </w:t>
+      </w:r>
+      <w:r>
+        <w:rPr>
+          <w:i/>
+        </w:rPr>
+        <w:t>9010 Taiga</w:t>
+      </w:r>
+      <w:r>
+        <w:t xml:space="preserve"> (SLU Artdatabanken, 2025).</w:t>
+      </w:r>
+    </w:p>
+    <w:p>
+      <w:r>
+        <w:rPr>
+          <w:b/>
+        </w:rPr>
+        <w:t xml:space="preserve">Granbarkgnagare </w:t>
+      </w:r>
+      <w:r>
+        <w:t xml:space="preserve">är en skalbagge vars larvutveckling sker i den tjocka ytterbarken på gamla och mycket grova levande granar. Man lägger lätt märke till angreppen på träden eftersom flera grova kläckhål ligger ganska tätt intill varandra på de grövre barkåsarna. Kläckhålen är runda och ca 1,5 mm breda. Granbarkgnagare är typisk art för </w:t>
+      </w:r>
+      <w:r>
+        <w:rPr>
+          <w:i/>
+        </w:rPr>
+        <w:t xml:space="preserve">9010 Taiga </w:t>
+      </w:r>
+      <w:r>
+        <w:t>(Ehnström, 2002; SLU Artdatabanken, 2025).</w:t>
+      </w:r>
+    </w:p>
+    <w:p>
+      <w:r>
+        <w:rPr>
+          <w:b/>
+        </w:rPr>
+        <w:t>Gulnål</w:t>
+      </w:r>
+      <w:r>
+        <w:t xml:space="preserve"> växer mest på murknande lövträdsved och barrträdsved och förekommer i skuggiga miljöer med hög luftfuktighet. I södra Sverige är den en relativt bra signal på biotoper med höga naturvärden och följs ofta av sällsynta arter. Gulnål är typisk art för </w:t>
+      </w:r>
+      <w:r>
+        <w:rPr>
+          <w:i/>
+        </w:rPr>
+        <w:t>9110 Näringsfattig bokskog</w:t>
+      </w:r>
+      <w:r>
+        <w:t xml:space="preserve"> och</w:t>
+      </w:r>
+      <w:r>
+        <w:rPr>
+          <w:i/>
+        </w:rPr>
+        <w:t xml:space="preserve"> 9130 Näringsrik bokskog </w:t>
+      </w:r>
+      <w:r>
+        <w:t>(Nitare &amp; Skogsstyrelsen, 2019; SLU Artdatabanken, 2025).</w:t>
+      </w:r>
+    </w:p>
     <w:sectPr>
       <w:headerReference w:type="even" r:id="rId8"/>
       <w:headerReference w:type="default" r:id="rId9"/>
@@ -218,7 +287,7 @@
     <w:r>
       <w:tab/>
       <w:tab/>
-      <w:t>2026-01-28</w:t>
+      <w:t>2026-01-29</w:t>
       <w:br/>
       <w:br/>
     </w:r>

--- a/tillsyn/A 61805-2025 tillsynsbegäran.docx
+++ b/tillsyn/A 61805-2025 tillsynsbegäran.docx
@@ -287,7 +287,7 @@
     <w:r>
       <w:tab/>
       <w:tab/>
-      <w:t>2026-01-29</w:t>
+      <w:t>2026-01-30</w:t>
       <w:br/>
       <w:br/>
     </w:r>

--- a/tillsyn/A 61805-2025 tillsynsbegäran.docx
+++ b/tillsyn/A 61805-2025 tillsynsbegäran.docx
@@ -287,7 +287,7 @@
     <w:r>
       <w:tab/>
       <w:tab/>
-      <w:t>2026-01-30</w:t>
+      <w:t>2026-01-31</w:t>
       <w:br/>
       <w:br/>
     </w:r>

--- a/tillsyn/A 61805-2025 tillsynsbegäran.docx
+++ b/tillsyn/A 61805-2025 tillsynsbegäran.docx
@@ -287,7 +287,7 @@
     <w:r>
       <w:tab/>
       <w:tab/>
-      <w:t>2026-02-22</w:t>
+      <w:t>2026-02-23</w:t>
       <w:br/>
       <w:br/>
     </w:r>

--- a/tillsyn/A 61805-2025 tillsynsbegäran.docx
+++ b/tillsyn/A 61805-2025 tillsynsbegäran.docx
@@ -287,7 +287,7 @@
     <w:r>
       <w:tab/>
       <w:tab/>
-      <w:t>2026-02-23</w:t>
+      <w:t>2026-02-24</w:t>
       <w:br/>
       <w:br/>
     </w:r>

--- a/tillsyn/A 61805-2025 tillsynsbegäran.docx
+++ b/tillsyn/A 61805-2025 tillsynsbegäran.docx
@@ -287,7 +287,7 @@
     <w:r>
       <w:tab/>
       <w:tab/>
-      <w:t>2026-02-24</w:t>
+      <w:t>2026-02-25</w:t>
       <w:br/>
       <w:br/>
     </w:r>

--- a/tillsyn/A 61805-2025 tillsynsbegäran.docx
+++ b/tillsyn/A 61805-2025 tillsynsbegäran.docx
@@ -287,7 +287,7 @@
     <w:r>
       <w:tab/>
       <w:tab/>
-      <w:t>2026-02-25</w:t>
+      <w:t>2026-02-26</w:t>
       <w:br/>
       <w:br/>
     </w:r>

--- a/tillsyn/A 61805-2025 tillsynsbegäran.docx
+++ b/tillsyn/A 61805-2025 tillsynsbegäran.docx
@@ -287,7 +287,7 @@
     <w:r>
       <w:tab/>
       <w:tab/>
-      <w:t>2026-02-26</w:t>
+      <w:t>2026-02-28</w:t>
       <w:br/>
       <w:br/>
     </w:r>

--- a/tillsyn/A 61805-2025 tillsynsbegäran.docx
+++ b/tillsyn/A 61805-2025 tillsynsbegäran.docx
@@ -287,7 +287,7 @@
     <w:r>
       <w:tab/>
       <w:tab/>
-      <w:t>2026-02-28</w:t>
+      <w:t>2026-03-01</w:t>
       <w:br/>
       <w:br/>
     </w:r>

--- a/tillsyn/A 61805-2025 tillsynsbegäran.docx
+++ b/tillsyn/A 61805-2025 tillsynsbegäran.docx
@@ -287,7 +287,7 @@
     <w:r>
       <w:tab/>
       <w:tab/>
-      <w:t>2026-03-01</w:t>
+      <w:t>2026-03-02</w:t>
       <w:br/>
       <w:br/>
     </w:r>

--- a/tillsyn/A 61805-2025 tillsynsbegäran.docx
+++ b/tillsyn/A 61805-2025 tillsynsbegäran.docx
@@ -287,7 +287,7 @@
     <w:r>
       <w:tab/>
       <w:tab/>
-      <w:t>2026-03-02</w:t>
+      <w:t>2026-03-03</w:t>
       <w:br/>
       <w:br/>
     </w:r>

--- a/tillsyn/A 61805-2025 tillsynsbegäran.docx
+++ b/tillsyn/A 61805-2025 tillsynsbegäran.docx
@@ -287,7 +287,7 @@
     <w:r>
       <w:tab/>
       <w:tab/>
-      <w:t>2026-03-03</w:t>
+      <w:t>2026-03-04</w:t>
       <w:br/>
       <w:br/>
     </w:r>

--- a/tillsyn/A 61805-2025 tillsynsbegäran.docx
+++ b/tillsyn/A 61805-2025 tillsynsbegäran.docx
@@ -287,7 +287,7 @@
     <w:r>
       <w:tab/>
       <w:tab/>
-      <w:t>2026-03-04</w:t>
+      <w:t>2026-03-05</w:t>
       <w:br/>
       <w:br/>
     </w:r>

--- a/tillsyn/A 61805-2025 tillsynsbegäran.docx
+++ b/tillsyn/A 61805-2025 tillsynsbegäran.docx
@@ -287,7 +287,7 @@
     <w:r>
       <w:tab/>
       <w:tab/>
-      <w:t>2026-03-05</w:t>
+      <w:t>2026-03-06</w:t>
       <w:br/>
       <w:br/>
     </w:r>

--- a/tillsyn/A 61805-2025 tillsynsbegäran.docx
+++ b/tillsyn/A 61805-2025 tillsynsbegäran.docx
@@ -287,7 +287,7 @@
     <w:r>
       <w:tab/>
       <w:tab/>
-      <w:t>2026-03-06</w:t>
+      <w:t>2026-03-07</w:t>
       <w:br/>
       <w:br/>
     </w:r>

--- a/tillsyn/A 61805-2025 tillsynsbegäran.docx
+++ b/tillsyn/A 61805-2025 tillsynsbegäran.docx
@@ -287,7 +287,7 @@
     <w:r>
       <w:tab/>
       <w:tab/>
-      <w:t>2026-03-07</w:t>
+      <w:t>2026-03-08</w:t>
       <w:br/>
       <w:br/>
     </w:r>

--- a/tillsyn/A 61805-2025 tillsynsbegäran.docx
+++ b/tillsyn/A 61805-2025 tillsynsbegäran.docx
@@ -287,7 +287,7 @@
     <w:r>
       <w:tab/>
       <w:tab/>
-      <w:t>2026-03-08</w:t>
+      <w:t>2026-03-09</w:t>
       <w:br/>
       <w:br/>
     </w:r>

--- a/tillsyn/A 61805-2025 tillsynsbegäran.docx
+++ b/tillsyn/A 61805-2025 tillsynsbegäran.docx
@@ -287,7 +287,7 @@
     <w:r>
       <w:tab/>
       <w:tab/>
-      <w:t>2026-03-09</w:t>
+      <w:t>2026-03-10</w:t>
       <w:br/>
       <w:br/>
     </w:r>

--- a/tillsyn/A 61805-2025 tillsynsbegäran.docx
+++ b/tillsyn/A 61805-2025 tillsynsbegäran.docx
@@ -287,7 +287,7 @@
     <w:r>
       <w:tab/>
       <w:tab/>
-      <w:t>2026-03-10</w:t>
+      <w:t>2026-03-11</w:t>
       <w:br/>
       <w:br/>
     </w:r>

--- a/tillsyn/A 61805-2025 tillsynsbegäran.docx
+++ b/tillsyn/A 61805-2025 tillsynsbegäran.docx
@@ -287,7 +287,7 @@
     <w:r>
       <w:tab/>
       <w:tab/>
-      <w:t>2026-03-11</w:t>
+      <w:t>2026-03-12</w:t>
       <w:br/>
       <w:br/>
     </w:r>

--- a/tillsyn/A 61805-2025 tillsynsbegäran.docx
+++ b/tillsyn/A 61805-2025 tillsynsbegäran.docx
@@ -287,7 +287,7 @@
     <w:r>
       <w:tab/>
       <w:tab/>
-      <w:t>2026-03-12</w:t>
+      <w:t>2026-03-13</w:t>
       <w:br/>
       <w:br/>
     </w:r>

--- a/tillsyn/A 61805-2025 tillsynsbegäran.docx
+++ b/tillsyn/A 61805-2025 tillsynsbegäran.docx
@@ -159,6 +159,17 @@
         <w:t>(Nitare &amp; Skogsstyrelsen, 2019; SLU Artdatabanken, 2025).</w:t>
       </w:r>
     </w:p>
+    <w:p>
+      <w:r>
+        <w:rPr>
+          <w:b/>
+        </w:rPr>
+        <w:t xml:space="preserve">Vågbandad barkbock </w:t>
+      </w:r>
+      <w:r>
+        <w:t>är en långhorning vars larvutveckling sker under bark på nyligen döda stående barrträd, främst gran, mer undantagsvis på tall. Främst i stående träd, särskilt gamla, långsamvuxna granar med grov bark, även i grövre grenar, stubbar eller vindfällen. Arten är starkt knuten till naturskogsliknande granskogar, och gynnas av extrema torrsomrar som försvagar träden. Arten påverkas negativt av brist på kontinuitetsskog och en minskning av populationen pågår eller förväntas ske (SLU Artdatabanken, 2025).</w:t>
+      </w:r>
+    </w:p>
     <w:sectPr>
       <w:headerReference w:type="even" r:id="rId8"/>
       <w:headerReference w:type="default" r:id="rId9"/>
@@ -287,7 +298,7 @@
     <w:r>
       <w:tab/>
       <w:tab/>
-      <w:t>2026-03-13</w:t>
+      <w:t>2026-03-16</w:t>
       <w:br/>
       <w:br/>
     </w:r>

--- a/tillsyn/A 61805-2025 tillsynsbegäran.docx
+++ b/tillsyn/A 61805-2025 tillsynsbegäran.docx
@@ -298,7 +298,7 @@
     <w:r>
       <w:tab/>
       <w:tab/>
-      <w:t>2026-03-16</w:t>
+      <w:t>2026-03-17</w:t>
       <w:br/>
       <w:br/>
     </w:r>

--- a/tillsyn/A 61805-2025 tillsynsbegäran.docx
+++ b/tillsyn/A 61805-2025 tillsynsbegäran.docx
@@ -298,7 +298,7 @@
     <w:r>
       <w:tab/>
       <w:tab/>
-      <w:t>2026-03-17</w:t>
+      <w:t>2026-03-18</w:t>
       <w:br/>
       <w:br/>
     </w:r>

--- a/tillsyn/A 61805-2025 tillsynsbegäran.docx
+++ b/tillsyn/A 61805-2025 tillsynsbegäran.docx
@@ -298,7 +298,7 @@
     <w:r>
       <w:tab/>
       <w:tab/>
-      <w:t>2026-03-18</w:t>
+      <w:t>2026-03-19</w:t>
       <w:br/>
       <w:br/>
     </w:r>

--- a/tillsyn/A 61805-2025 tillsynsbegäran.docx
+++ b/tillsyn/A 61805-2025 tillsynsbegäran.docx
@@ -298,7 +298,7 @@
     <w:r>
       <w:tab/>
       <w:tab/>
-      <w:t>2026-03-19</w:t>
+      <w:t>2026-03-20</w:t>
       <w:br/>
       <w:br/>
     </w:r>

--- a/tillsyn/A 61805-2025 tillsynsbegäran.docx
+++ b/tillsyn/A 61805-2025 tillsynsbegäran.docx
@@ -298,7 +298,7 @@
     <w:r>
       <w:tab/>
       <w:tab/>
-      <w:t>2026-03-20</w:t>
+      <w:t>2026-03-21</w:t>
       <w:br/>
       <w:br/>
     </w:r>

--- a/tillsyn/A 61805-2025 tillsynsbegäran.docx
+++ b/tillsyn/A 61805-2025 tillsynsbegäran.docx
@@ -298,7 +298,7 @@
     <w:r>
       <w:tab/>
       <w:tab/>
-      <w:t>2026-03-21</w:t>
+      <w:t>2026-03-22</w:t>
       <w:br/>
       <w:br/>
     </w:r>

--- a/tillsyn/A 61805-2025 tillsynsbegäran.docx
+++ b/tillsyn/A 61805-2025 tillsynsbegäran.docx
@@ -298,7 +298,7 @@
     <w:r>
       <w:tab/>
       <w:tab/>
-      <w:t>2026-03-22</w:t>
+      <w:t>2026-03-23</w:t>
       <w:br/>
       <w:br/>
     </w:r>

--- a/tillsyn/A 61805-2025 tillsynsbegäran.docx
+++ b/tillsyn/A 61805-2025 tillsynsbegäran.docx
@@ -298,7 +298,7 @@
     <w:r>
       <w:tab/>
       <w:tab/>
-      <w:t>2026-04-14</w:t>
+      <w:t>2026-04-15</w:t>
       <w:br/>
       <w:br/>
     </w:r>

--- a/tillsyn/A 61805-2025 tillsynsbegäran.docx
+++ b/tillsyn/A 61805-2025 tillsynsbegäran.docx
@@ -298,7 +298,7 @@
     <w:r>
       <w:tab/>
       <w:tab/>
-      <w:t>2026-04-15</w:t>
+      <w:t>2026-04-16</w:t>
       <w:br/>
       <w:br/>
     </w:r>

--- a/tillsyn/A 61805-2025 tillsynsbegäran.docx
+++ b/tillsyn/A 61805-2025 tillsynsbegäran.docx
@@ -298,7 +298,7 @@
     <w:r>
       <w:tab/>
       <w:tab/>
-      <w:t>2026-04-16</w:t>
+      <w:t>2026-04-17</w:t>
       <w:br/>
       <w:br/>
     </w:r>

--- a/tillsyn/A 61805-2025 tillsynsbegäran.docx
+++ b/tillsyn/A 61805-2025 tillsynsbegäran.docx
@@ -298,7 +298,7 @@
     <w:r>
       <w:tab/>
       <w:tab/>
-      <w:t>2026-04-17</w:t>
+      <w:t>2026-04-18</w:t>
       <w:br/>
       <w:br/>
     </w:r>

--- a/tillsyn/A 61805-2025 tillsynsbegäran.docx
+++ b/tillsyn/A 61805-2025 tillsynsbegäran.docx
@@ -298,7 +298,7 @@
     <w:r>
       <w:tab/>
       <w:tab/>
-      <w:t>2026-04-18</w:t>
+      <w:t>2026-04-19</w:t>
       <w:br/>
       <w:br/>
     </w:r>

--- a/tillsyn/A 61805-2025 tillsynsbegäran.docx
+++ b/tillsyn/A 61805-2025 tillsynsbegäran.docx
@@ -298,7 +298,7 @@
     <w:r>
       <w:tab/>
       <w:tab/>
-      <w:t>2026-04-19</w:t>
+      <w:t>2026-04-20</w:t>
       <w:br/>
       <w:br/>
     </w:r>

--- a/tillsyn/A 61805-2025 tillsynsbegäran.docx
+++ b/tillsyn/A 61805-2025 tillsynsbegäran.docx
@@ -298,7 +298,7 @@
     <w:r>
       <w:tab/>
       <w:tab/>
-      <w:t>2026-04-20</w:t>
+      <w:t>2026-04-21</w:t>
       <w:br/>
       <w:br/>
     </w:r>

--- a/tillsyn/A 61805-2025 tillsynsbegäran.docx
+++ b/tillsyn/A 61805-2025 tillsynsbegäran.docx
@@ -298,7 +298,7 @@
     <w:r>
       <w:tab/>
       <w:tab/>
-      <w:t>2026-04-21</w:t>
+      <w:t>2026-04-22</w:t>
       <w:br/>
       <w:br/>
     </w:r>

--- a/tillsyn/A 61805-2025 tillsynsbegäran.docx
+++ b/tillsyn/A 61805-2025 tillsynsbegäran.docx
@@ -298,7 +298,7 @@
     <w:r>
       <w:tab/>
       <w:tab/>
-      <w:t>2026-04-22</w:t>
+      <w:t>2026-04-23</w:t>
       <w:br/>
       <w:br/>
     </w:r>

--- a/tillsyn/A 61805-2025 tillsynsbegäran.docx
+++ b/tillsyn/A 61805-2025 tillsynsbegäran.docx
@@ -298,7 +298,7 @@
     <w:r>
       <w:tab/>
       <w:tab/>
-      <w:t>2026-04-23</w:t>
+      <w:t>2026-04-24</w:t>
       <w:br/>
       <w:br/>
     </w:r>

--- a/tillsyn/A 61805-2025 tillsynsbegäran.docx
+++ b/tillsyn/A 61805-2025 tillsynsbegäran.docx
@@ -298,7 +298,7 @@
     <w:r>
       <w:tab/>
       <w:tab/>
-      <w:t>2026-04-24</w:t>
+      <w:t>2026-04-25</w:t>
       <w:br/>
       <w:br/>
     </w:r>

--- a/tillsyn/A 61805-2025 tillsynsbegäran.docx
+++ b/tillsyn/A 61805-2025 tillsynsbegäran.docx
@@ -298,7 +298,7 @@
     <w:r>
       <w:tab/>
       <w:tab/>
-      <w:t>2026-04-25</w:t>
+      <w:t>2026-04-26</w:t>
       <w:br/>
       <w:br/>
     </w:r>

--- a/tillsyn/A 61805-2025 tillsynsbegäran.docx
+++ b/tillsyn/A 61805-2025 tillsynsbegäran.docx
@@ -298,7 +298,7 @@
     <w:r>
       <w:tab/>
       <w:tab/>
-      <w:t>2026-04-26</w:t>
+      <w:t>2026-04-27</w:t>
       <w:br/>
       <w:br/>
     </w:r>

--- a/tillsyn/A 61805-2025 tillsynsbegäran.docx
+++ b/tillsyn/A 61805-2025 tillsynsbegäran.docx
@@ -298,7 +298,7 @@
     <w:r>
       <w:tab/>
       <w:tab/>
-      <w:t>2026-04-27</w:t>
+      <w:t>2026-04-28</w:t>
       <w:br/>
       <w:br/>
     </w:r>

--- a/tillsyn/A 61805-2025 tillsynsbegäran.docx
+++ b/tillsyn/A 61805-2025 tillsynsbegäran.docx
@@ -298,7 +298,7 @@
     <w:r>
       <w:tab/>
       <w:tab/>
-      <w:t>2026-04-28</w:t>
+      <w:t>2026-04-29</w:t>
       <w:br/>
       <w:br/>
     </w:r>

--- a/tillsyn/A 61805-2025 tillsynsbegäran.docx
+++ b/tillsyn/A 61805-2025 tillsynsbegäran.docx
@@ -298,7 +298,7 @@
     <w:r>
       <w:tab/>
       <w:tab/>
-      <w:t>2026-04-29</w:t>
+      <w:t>2026-04-30</w:t>
       <w:br/>
       <w:br/>
     </w:r>

--- a/tillsyn/A 61805-2025 tillsynsbegäran.docx
+++ b/tillsyn/A 61805-2025 tillsynsbegäran.docx
@@ -298,7 +298,7 @@
     <w:r>
       <w:tab/>
       <w:tab/>
-      <w:t>2026-04-30</w:t>
+      <w:t>2026-05-01</w:t>
       <w:br/>
       <w:br/>
     </w:r>

--- a/tillsyn/A 61805-2025 tillsynsbegäran.docx
+++ b/tillsyn/A 61805-2025 tillsynsbegäran.docx
@@ -298,7 +298,7 @@
     <w:r>
       <w:tab/>
       <w:tab/>
-      <w:t>2026-05-01</w:t>
+      <w:t>2026-05-02</w:t>
       <w:br/>
       <w:br/>
     </w:r>

--- a/tillsyn/A 61805-2025 tillsynsbegäran.docx
+++ b/tillsyn/A 61805-2025 tillsynsbegäran.docx
@@ -298,7 +298,7 @@
     <w:r>
       <w:tab/>
       <w:tab/>
-      <w:t>2026-05-02</w:t>
+      <w:t>2026-05-03</w:t>
       <w:br/>
       <w:br/>
     </w:r>

--- a/tillsyn/A 61805-2025 tillsynsbegäran.docx
+++ b/tillsyn/A 61805-2025 tillsynsbegäran.docx
@@ -298,7 +298,7 @@
     <w:r>
       <w:tab/>
       <w:tab/>
-      <w:t>2026-05-03</w:t>
+      <w:t>2026-05-04</w:t>
       <w:br/>
       <w:br/>
     </w:r>

--- a/tillsyn/A 61805-2025 tillsynsbegäran.docx
+++ b/tillsyn/A 61805-2025 tillsynsbegäran.docx
@@ -298,7 +298,7 @@
     <w:r>
       <w:tab/>
       <w:tab/>
-      <w:t>2026-05-04</w:t>
+      <w:t>2026-05-05</w:t>
       <w:br/>
       <w:br/>
     </w:r>

--- a/tillsyn/A 61805-2025 tillsynsbegäran.docx
+++ b/tillsyn/A 61805-2025 tillsynsbegäran.docx
@@ -298,7 +298,7 @@
     <w:r>
       <w:tab/>
       <w:tab/>
-      <w:t>2026-05-16</w:t>
+      <w:t>2026-05-17</w:t>
       <w:br/>
       <w:br/>
     </w:r>

--- a/tillsyn/A 61805-2025 tillsynsbegäran.docx
+++ b/tillsyn/A 61805-2025 tillsynsbegäran.docx
@@ -298,7 +298,7 @@
     <w:r>
       <w:tab/>
       <w:tab/>
-      <w:t>2026-05-17</w:t>
+      <w:t>2026-05-18</w:t>
       <w:br/>
       <w:br/>
     </w:r>

--- a/tillsyn/A 61805-2025 tillsynsbegäran.docx
+++ b/tillsyn/A 61805-2025 tillsynsbegäran.docx
@@ -298,7 +298,7 @@
     <w:r>
       <w:tab/>
       <w:tab/>
-      <w:t>2026-05-18</w:t>
+      <w:t>2026-05-19</w:t>
       <w:br/>
       <w:br/>
     </w:r>

--- a/tillsyn/A 61805-2025 tillsynsbegäran.docx
+++ b/tillsyn/A 61805-2025 tillsynsbegäran.docx
@@ -298,7 +298,7 @@
     <w:r>
       <w:tab/>
       <w:tab/>
-      <w:t>2026-05-19</w:t>
+      <w:t>2026-05-20</w:t>
       <w:br/>
       <w:br/>
     </w:r>

--- a/tillsyn/A 61805-2025 tillsynsbegäran.docx
+++ b/tillsyn/A 61805-2025 tillsynsbegäran.docx
@@ -298,7 +298,7 @@
     <w:r>
       <w:tab/>
       <w:tab/>
-      <w:t>2026-05-20</w:t>
+      <w:t>2026-05-21</w:t>
       <w:br/>
       <w:br/>
     </w:r>

--- a/tillsyn/A 61805-2025 tillsynsbegäran.docx
+++ b/tillsyn/A 61805-2025 tillsynsbegäran.docx
@@ -298,7 +298,7 @@
     <w:r>
       <w:tab/>
       <w:tab/>
-      <w:t>2026-05-21</w:t>
+      <w:t>2026-05-22</w:t>
       <w:br/>
       <w:br/>
     </w:r>

--- a/tillsyn/A 61805-2025 tillsynsbegäran.docx
+++ b/tillsyn/A 61805-2025 tillsynsbegäran.docx
@@ -298,7 +298,7 @@
     <w:r>
       <w:tab/>
       <w:tab/>
-      <w:t>2026-05-22</w:t>
+      <w:t>2026-05-23</w:t>
       <w:br/>
       <w:br/>
     </w:r>

--- a/tillsyn/A 61805-2025 tillsynsbegäran.docx
+++ b/tillsyn/A 61805-2025 tillsynsbegäran.docx
@@ -298,7 +298,7 @@
     <w:r>
       <w:tab/>
       <w:tab/>
-      <w:t>2026-05-23</w:t>
+      <w:t>2026-05-24</w:t>
       <w:br/>
       <w:br/>
     </w:r>

--- a/tillsyn/A 61805-2025 tillsynsbegäran.docx
+++ b/tillsyn/A 61805-2025 tillsynsbegäran.docx
@@ -298,7 +298,7 @@
     <w:r>
       <w:tab/>
       <w:tab/>
-      <w:t>2026-05-24</w:t>
+      <w:t>2026-05-25</w:t>
       <w:br/>
       <w:br/>
     </w:r>

--- a/tillsyn/A 61805-2025 tillsynsbegäran.docx
+++ b/tillsyn/A 61805-2025 tillsynsbegäran.docx
@@ -298,7 +298,7 @@
     <w:r>
       <w:tab/>
       <w:tab/>
-      <w:t>2026-05-25</w:t>
+      <w:t>2026-05-26</w:t>
       <w:br/>
       <w:br/>
     </w:r>

--- a/tillsyn/A 61805-2025 tillsynsbegäran.docx
+++ b/tillsyn/A 61805-2025 tillsynsbegäran.docx
@@ -298,7 +298,7 @@
     <w:r>
       <w:tab/>
       <w:tab/>
-      <w:t>2026-05-26</w:t>
+      <w:t>2026-05-27</w:t>
       <w:br/>
       <w:br/>
     </w:r>

--- a/tillsyn/A 61805-2025 tillsynsbegäran.docx
+++ b/tillsyn/A 61805-2025 tillsynsbegäran.docx
@@ -298,7 +298,7 @@
     <w:r>
       <w:tab/>
       <w:tab/>
-      <w:t>2026-05-27</w:t>
+      <w:t>2026-05-28</w:t>
       <w:br/>
       <w:br/>
     </w:r>

--- a/tillsyn/A 61805-2025 tillsynsbegäran.docx
+++ b/tillsyn/A 61805-2025 tillsynsbegäran.docx
@@ -298,7 +298,7 @@
     <w:r>
       <w:tab/>
       <w:tab/>
-      <w:t>2026-05-28</w:t>
+      <w:t>2026-05-29</w:t>
       <w:br/>
       <w:br/>
     </w:r>

--- a/tillsyn/A 61805-2025 tillsynsbegäran.docx
+++ b/tillsyn/A 61805-2025 tillsynsbegäran.docx
@@ -298,7 +298,7 @@
     <w:r>
       <w:tab/>
       <w:tab/>
-      <w:t>2026-05-29</w:t>
+      <w:t>2026-05-30</w:t>
       <w:br/>
       <w:br/>
     </w:r>

--- a/tillsyn/A 61805-2025 tillsynsbegäran.docx
+++ b/tillsyn/A 61805-2025 tillsynsbegäran.docx
@@ -298,7 +298,7 @@
     <w:r>
       <w:tab/>
       <w:tab/>
-      <w:t>2026-05-30</w:t>
+      <w:t>2026-05-31</w:t>
       <w:br/>
       <w:br/>
     </w:r>

--- a/tillsyn/A 61805-2025 tillsynsbegäran.docx
+++ b/tillsyn/A 61805-2025 tillsynsbegäran.docx
@@ -298,7 +298,7 @@
     <w:r>
       <w:tab/>
       <w:tab/>
-      <w:t>2026-05-31</w:t>
+      <w:t>2026-06-01</w:t>
       <w:br/>
       <w:br/>
     </w:r>

--- a/tillsyn/A 61805-2025 tillsynsbegäran.docx
+++ b/tillsyn/A 61805-2025 tillsynsbegäran.docx
@@ -298,7 +298,7 @@
     <w:r>
       <w:tab/>
       <w:tab/>
-      <w:t>2026-06-01</w:t>
+      <w:t>2026-06-02</w:t>
       <w:br/>
       <w:br/>
     </w:r>

--- a/tillsyn/A 61805-2025 tillsynsbegäran.docx
+++ b/tillsyn/A 61805-2025 tillsynsbegäran.docx
@@ -298,7 +298,7 @@
     <w:r>
       <w:tab/>
       <w:tab/>
-      <w:t>2026-06-02</w:t>
+      <w:t>2026-06-03</w:t>
       <w:br/>
       <w:br/>
     </w:r>

--- a/tillsyn/A 61805-2025 tillsynsbegäran.docx
+++ b/tillsyn/A 61805-2025 tillsynsbegäran.docx
@@ -298,7 +298,7 @@
     <w:r>
       <w:tab/>
       <w:tab/>
-      <w:t>2026-06-03</w:t>
+      <w:t>2026-06-04</w:t>
       <w:br/>
       <w:br/>
     </w:r>

--- a/tillsyn/A 61805-2025 tillsynsbegäran.docx
+++ b/tillsyn/A 61805-2025 tillsynsbegäran.docx
@@ -298,7 +298,7 @@
     <w:r>
       <w:tab/>
       <w:tab/>
-      <w:t>2026-06-04</w:t>
+      <w:t>2026-06-05</w:t>
       <w:br/>
       <w:br/>
     </w:r>

--- a/tillsyn/A 61805-2025 tillsynsbegäran.docx
+++ b/tillsyn/A 61805-2025 tillsynsbegäran.docx
@@ -298,7 +298,7 @@
     <w:r>
       <w:tab/>
       <w:tab/>
-      <w:t>2026-06-05</w:t>
+      <w:t>2026-06-06</w:t>
       <w:br/>
       <w:br/>
     </w:r>

--- a/tillsyn/A 61805-2025 tillsynsbegäran.docx
+++ b/tillsyn/A 61805-2025 tillsynsbegäran.docx
@@ -298,7 +298,7 @@
     <w:r>
       <w:tab/>
       <w:tab/>
-      <w:t>2026-06-06</w:t>
+      <w:t>2026-06-07</w:t>
       <w:br/>
       <w:br/>
     </w:r>

--- a/tillsyn/A 61805-2025 tillsynsbegäran.docx
+++ b/tillsyn/A 61805-2025 tillsynsbegäran.docx
@@ -298,7 +298,7 @@
     <w:r>
       <w:tab/>
       <w:tab/>
-      <w:t>2026-06-07</w:t>
+      <w:t>2026-06-08</w:t>
       <w:br/>
       <w:br/>
     </w:r>

--- a/tillsyn/A 61805-2025 tillsynsbegäran.docx
+++ b/tillsyn/A 61805-2025 tillsynsbegäran.docx
@@ -298,7 +298,7 @@
     <w:r>
       <w:tab/>
       <w:tab/>
-      <w:t>2026-06-08</w:t>
+      <w:t>2026-06-09</w:t>
       <w:br/>
       <w:br/>
     </w:r>

--- a/tillsyn/A 61805-2025 tillsynsbegäran.docx
+++ b/tillsyn/A 61805-2025 tillsynsbegäran.docx
@@ -298,7 +298,7 @@
     <w:r>
       <w:tab/>
       <w:tab/>
-      <w:t>2026-06-09</w:t>
+      <w:t>2026-06-10</w:t>
       <w:br/>
       <w:br/>
     </w:r>

--- a/tillsyn/A 61805-2025 tillsynsbegäran.docx
+++ b/tillsyn/A 61805-2025 tillsynsbegäran.docx
@@ -298,7 +298,7 @@
     <w:r>
       <w:tab/>
       <w:tab/>
-      <w:t>2026-06-10</w:t>
+      <w:t>2026-06-11</w:t>
       <w:br/>
       <w:br/>
     </w:r>

--- a/tillsyn/A 61805-2025 tillsynsbegäran.docx
+++ b/tillsyn/A 61805-2025 tillsynsbegäran.docx
@@ -298,7 +298,7 @@
     <w:r>
       <w:tab/>
       <w:tab/>
-      <w:t>2026-06-11</w:t>
+      <w:t>2026-06-12</w:t>
       <w:br/>
       <w:br/>
     </w:r>

--- a/tillsyn/A 61805-2025 tillsynsbegäran.docx
+++ b/tillsyn/A 61805-2025 tillsynsbegäran.docx
@@ -298,7 +298,7 @@
     <w:r>
       <w:tab/>
       <w:tab/>
-      <w:t>2026-06-12</w:t>
+      <w:t>2026-06-13</w:t>
       <w:br/>
       <w:br/>
     </w:r>

--- a/tillsyn/A 61805-2025 tillsynsbegäran.docx
+++ b/tillsyn/A 61805-2025 tillsynsbegäran.docx
@@ -298,7 +298,7 @@
     <w:r>
       <w:tab/>
       <w:tab/>
-      <w:t>2026-06-13</w:t>
+      <w:t>2026-06-14</w:t>
       <w:br/>
       <w:br/>
     </w:r>

--- a/tillsyn/A 61805-2025 tillsynsbegäran.docx
+++ b/tillsyn/A 61805-2025 tillsynsbegäran.docx
@@ -307,7 +307,7 @@
     <w:r>
       <w:tab/>
       <w:tab/>
-      <w:t>2026-07-13</w:t>
+      <w:t>2026-07-14</w:t>
       <w:br/>
       <w:br/>
     </w:r>

--- a/tillsyn/A 61805-2025 tillsynsbegäran.docx
+++ b/tillsyn/A 61805-2025 tillsynsbegäran.docx
@@ -307,7 +307,7 @@
     <w:r>
       <w:tab/>
       <w:tab/>
-      <w:t>2026-07-14</w:t>
+      <w:t>2026-07-15</w:t>
       <w:br/>
       <w:br/>
     </w:r>

--- a/tillsyn/A 61805-2025 tillsynsbegäran.docx
+++ b/tillsyn/A 61805-2025 tillsynsbegäran.docx
@@ -307,7 +307,7 @@
     <w:r>
       <w:tab/>
       <w:tab/>
-      <w:t>2026-07-15</w:t>
+      <w:t>2026-07-16</w:t>
       <w:br/>
       <w:br/>
     </w:r>

--- a/tillsyn/A 61805-2025 tillsynsbegäran.docx
+++ b/tillsyn/A 61805-2025 tillsynsbegäran.docx
@@ -307,7 +307,7 @@
     <w:r>
       <w:tab/>
       <w:tab/>
-      <w:t>2026-07-16</w:t>
+      <w:t>2026-07-17</w:t>
       <w:br/>
       <w:br/>
     </w:r>

--- a/tillsyn/A 61805-2025 tillsynsbegäran.docx
+++ b/tillsyn/A 61805-2025 tillsynsbegäran.docx
@@ -307,7 +307,7 @@
     <w:r>
       <w:tab/>
       <w:tab/>
-      <w:t>2026-07-17</w:t>
+      <w:t>2026-07-18</w:t>
       <w:br/>
       <w:br/>
     </w:r>

--- a/tillsyn/A 61805-2025 tillsynsbegäran.docx
+++ b/tillsyn/A 61805-2025 tillsynsbegäran.docx
@@ -307,7 +307,7 @@
     <w:r>
       <w:tab/>
       <w:tab/>
-      <w:t>2026-07-18</w:t>
+      <w:t>2026-07-19</w:t>
       <w:br/>
       <w:br/>
     </w:r>

--- a/tillsyn/A 61805-2025 tillsynsbegäran.docx
+++ b/tillsyn/A 61805-2025 tillsynsbegäran.docx
@@ -307,7 +307,7 @@
     <w:r>
       <w:tab/>
       <w:tab/>
-      <w:t>2026-07-19</w:t>
+      <w:t>2026-07-20</w:t>
       <w:br/>
       <w:br/>
     </w:r>

--- a/tillsyn/A 61805-2025 tillsynsbegäran.docx
+++ b/tillsyn/A 61805-2025 tillsynsbegäran.docx
@@ -307,7 +307,7 @@
     <w:r>
       <w:tab/>
       <w:tab/>
-      <w:t>2026-07-20</w:t>
+      <w:t>2026-07-21</w:t>
       <w:br/>
       <w:br/>
     </w:r>

--- a/tillsyn/A 61805-2025 tillsynsbegäran.docx
+++ b/tillsyn/A 61805-2025 tillsynsbegäran.docx
@@ -307,7 +307,7 @@
     <w:r>
       <w:tab/>
       <w:tab/>
-      <w:t>2026-07-21</w:t>
+      <w:t>2026-07-22</w:t>
       <w:br/>
       <w:br/>
     </w:r>

--- a/tillsyn/A 61805-2025 tillsynsbegäran.docx
+++ b/tillsyn/A 61805-2025 tillsynsbegäran.docx
@@ -307,7 +307,7 @@
     <w:r>
       <w:tab/>
       <w:tab/>
-      <w:t>2026-07-22</w:t>
+      <w:t>2026-07-23</w:t>
       <w:br/>
       <w:br/>
     </w:r>

--- a/tillsyn/A 61805-2025 tillsynsbegäran.docx
+++ b/tillsyn/A 61805-2025 tillsynsbegäran.docx
@@ -307,7 +307,7 @@
     <w:r>
       <w:tab/>
       <w:tab/>
-      <w:t>2026-07-23</w:t>
+      <w:t>2026-07-24</w:t>
       <w:br/>
       <w:br/>
     </w:r>

--- a/tillsyn/A 61805-2025 tillsynsbegäran.docx
+++ b/tillsyn/A 61805-2025 tillsynsbegäran.docx
@@ -307,7 +307,7 @@
     <w:r>
       <w:tab/>
       <w:tab/>
-      <w:t>2026-07-24</w:t>
+      <w:t>2026-07-25</w:t>
       <w:br/>
       <w:br/>
     </w:r>

--- a/tillsyn/A 61805-2025 tillsynsbegäran.docx
+++ b/tillsyn/A 61805-2025 tillsynsbegäran.docx
@@ -307,7 +307,7 @@
     <w:r>
       <w:tab/>
       <w:tab/>
-      <w:t>2026-07-25</w:t>
+      <w:t>2026-07-26</w:t>
       <w:br/>
       <w:br/>
     </w:r>

--- a/tillsyn/A 61805-2025 tillsynsbegäran.docx
+++ b/tillsyn/A 61805-2025 tillsynsbegäran.docx
@@ -307,7 +307,7 @@
     <w:r>
       <w:tab/>
       <w:tab/>
-      <w:t>2026-07-26</w:t>
+      <w:t>2026-07-27</w:t>
       <w:br/>
       <w:br/>
     </w:r>

--- a/tillsyn/A 61805-2025 tillsynsbegäran.docx
+++ b/tillsyn/A 61805-2025 tillsynsbegäran.docx
@@ -307,7 +307,7 @@
     <w:r>
       <w:tab/>
       <w:tab/>
-      <w:t>2026-07-27</w:t>
+      <w:t>2026-07-28</w:t>
       <w:br/>
       <w:br/>
     </w:r>

--- a/tillsyn/A 61805-2025 tillsynsbegäran.docx
+++ b/tillsyn/A 61805-2025 tillsynsbegäran.docx
@@ -307,7 +307,7 @@
     <w:r>
       <w:tab/>
       <w:tab/>
-      <w:t>2026-07-28</w:t>
+      <w:t>2026-07-29</w:t>
       <w:br/>
       <w:br/>
     </w:r>

--- a/tillsyn/A 61805-2025 tillsynsbegäran.docx
+++ b/tillsyn/A 61805-2025 tillsynsbegäran.docx
@@ -307,7 +307,7 @@
     <w:r>
       <w:tab/>
       <w:tab/>
-      <w:t>2026-07-29</w:t>
+      <w:t>2026-07-30</w:t>
       <w:br/>
       <w:br/>
     </w:r>

--- a/tillsyn/A 61805-2025 tillsynsbegäran.docx
+++ b/tillsyn/A 61805-2025 tillsynsbegäran.docx
@@ -307,7 +307,7 @@
     <w:r>
       <w:tab/>
       <w:tab/>
-      <w:t>2026-07-30</w:t>
+      <w:t>2026-07-31</w:t>
       <w:br/>
       <w:br/>
     </w:r>

--- a/tillsyn/A 61805-2025 tillsynsbegäran.docx
+++ b/tillsyn/A 61805-2025 tillsynsbegäran.docx
@@ -307,7 +307,7 @@
     <w:r>
       <w:tab/>
       <w:tab/>
-      <w:t>2026-07-31</w:t>
+      <w:t>2026-08-01</w:t>
       <w:br/>
       <w:br/>
     </w:r>

--- a/tillsyn/A 61805-2025 tillsynsbegäran.docx
+++ b/tillsyn/A 61805-2025 tillsynsbegäran.docx
@@ -307,7 +307,7 @@
     <w:r>
       <w:tab/>
       <w:tab/>
-      <w:t>2026-08-01</w:t>
+      <w:t>2026-08-02</w:t>
       <w:br/>
       <w:br/>
     </w:r>

--- a/tillsyn/A 61805-2025 tillsynsbegäran.docx
+++ b/tillsyn/A 61805-2025 tillsynsbegäran.docx
@@ -307,7 +307,7 @@
     <w:r>
       <w:tab/>
       <w:tab/>
-      <w:t>2026-08-02</w:t>
+      <w:t>2026-08-03</w:t>
       <w:br/>
       <w:br/>
     </w:r>

--- a/tillsyn/A 61805-2025 tillsynsbegäran.docx
+++ b/tillsyn/A 61805-2025 tillsynsbegäran.docx
@@ -307,7 +307,7 @@
     <w:r>
       <w:tab/>
       <w:tab/>
-      <w:t>2026-08-03</w:t>
+      <w:t>2026-08-05</w:t>
       <w:br/>
       <w:br/>
     </w:r>

--- a/tillsyn/A 61805-2025 tillsynsbegäran.docx
+++ b/tillsyn/A 61805-2025 tillsynsbegäran.docx
@@ -307,7 +307,7 @@
     <w:r>
       <w:tab/>
       <w:tab/>
-      <w:t>2026-08-05</w:t>
+      <w:t>2026-08-07</w:t>
       <w:br/>
       <w:br/>
     </w:r>

--- a/tillsyn/A 61805-2025 tillsynsbegäran.docx
+++ b/tillsyn/A 61805-2025 tillsynsbegäran.docx
@@ -307,7 +307,7 @@
     <w:r>
       <w:tab/>
       <w:tab/>
-      <w:t>2026-08-07</w:t>
+      <w:t>2026-08-08</w:t>
       <w:br/>
       <w:br/>
     </w:r>

--- a/tillsyn/A 61805-2025 tillsynsbegäran.docx
+++ b/tillsyn/A 61805-2025 tillsynsbegäran.docx
@@ -60,7 +60,7 @@
         <w:spacing w:after="240"/>
       </w:pPr>
       <w:r>
-        <w:t>Figur 1. Fyndplatser för naturvårdsarter i och inom 10 meter från avverkningsanmälan. Markörer utan svart kant är placerade på fyndplatsen. Markörer med svart kant är placerade vid sidan av fyndplatsen har ett svart streck som visar fyndplatsens exakta position. Kartans mittpunktskoordinat är N 6368154, E 522063 i SWEREF 99 TM.</w:t>
+        <w:t>Figur 1. Fyndplatser för naturvårdsarter i och inom 10 meter från avverkningsanmälan. Markörer utan svart kant är placerade på fyndplatsen. Markörer med svart kant är placerade vid sidan av fyndplatsen och har ett svart streck som visar fyndplatsens exakta position. Kartans mittpunktskoordinat är N 6368154, E 522063 i SWEREF 99 TM.</w:t>
       </w:r>
     </w:p>
     <w:p>
@@ -307,7 +307,7 @@
     <w:r>
       <w:tab/>
       <w:tab/>
-      <w:t>2026-08-14</w:t>
+      <w:t>2026-08-15</w:t>
       <w:br/>
       <w:br/>
     </w:r>

--- a/tillsyn/A 61805-2025 tillsynsbegäran.docx
+++ b/tillsyn/A 61805-2025 tillsynsbegäran.docx
@@ -307,7 +307,7 @@
     <w:r>
       <w:tab/>
       <w:tab/>
-      <w:t>2026-08-15</w:t>
+      <w:t>2026-08-16</w:t>
       <w:br/>
       <w:br/>
     </w:r>

--- a/tillsyn/A 61805-2025 tillsynsbegäran.docx
+++ b/tillsyn/A 61805-2025 tillsynsbegäran.docx
@@ -307,7 +307,7 @@
     <w:r>
       <w:tab/>
       <w:tab/>
-      <w:t>2026-08-16</w:t>
+      <w:t>2026-08-17</w:t>
       <w:br/>
       <w:br/>
     </w:r>

--- a/tillsyn/A 61805-2025 tillsynsbegäran.docx
+++ b/tillsyn/A 61805-2025 tillsynsbegäran.docx
@@ -307,7 +307,7 @@
     <w:r>
       <w:tab/>
       <w:tab/>
-      <w:t>2026-08-17</w:t>
+      <w:t>2026-08-18</w:t>
       <w:br/>
       <w:br/>
     </w:r>

--- a/tillsyn/A 61805-2025 tillsynsbegäran.docx
+++ b/tillsyn/A 61805-2025 tillsynsbegäran.docx
@@ -307,7 +307,7 @@
     <w:r>
       <w:tab/>
       <w:tab/>
-      <w:t>2026-08-18</w:t>
+      <w:t>2026-08-19</w:t>
       <w:br/>
       <w:br/>
     </w:r>

--- a/tillsyn/A 61805-2025 tillsynsbegäran.docx
+++ b/tillsyn/A 61805-2025 tillsynsbegäran.docx
@@ -307,7 +307,7 @@
     <w:r>
       <w:tab/>
       <w:tab/>
-      <w:t>2026-08-19</w:t>
+      <w:t>2026-08-20</w:t>
       <w:br/>
       <w:br/>
     </w:r>

--- a/tillsyn/A 61805-2025 tillsynsbegäran.docx
+++ b/tillsyn/A 61805-2025 tillsynsbegäran.docx
@@ -307,7 +307,7 @@
     <w:r>
       <w:tab/>
       <w:tab/>
-      <w:t>2026-08-20</w:t>
+      <w:t>2026-08-21</w:t>
       <w:br/>
       <w:br/>
     </w:r>

--- a/tillsyn/A 61805-2025 tillsynsbegäran.docx
+++ b/tillsyn/A 61805-2025 tillsynsbegäran.docx
@@ -307,7 +307,7 @@
     <w:r>
       <w:tab/>
       <w:tab/>
-      <w:t>2026-08-21</w:t>
+      <w:t>2026-08-22</w:t>
       <w:br/>
       <w:br/>
     </w:r>

--- a/tillsyn/A 61805-2025 tillsynsbegäran.docx
+++ b/tillsyn/A 61805-2025 tillsynsbegäran.docx
@@ -307,7 +307,7 @@
     <w:r>
       <w:tab/>
       <w:tab/>
-      <w:t>2026-08-22</w:t>
+      <w:t>2026-08-23</w:t>
       <w:br/>
       <w:br/>
     </w:r>

--- a/tillsyn/A 61805-2025 tillsynsbegäran.docx
+++ b/tillsyn/A 61805-2025 tillsynsbegäran.docx
@@ -307,7 +307,7 @@
     <w:r>
       <w:tab/>
       <w:tab/>
-      <w:t>2026-08-23</w:t>
+      <w:t>2026-08-24</w:t>
       <w:br/>
       <w:br/>
     </w:r>

--- a/tillsyn/A 61805-2025 tillsynsbegäran.docx
+++ b/tillsyn/A 61805-2025 tillsynsbegäran.docx
@@ -307,7 +307,7 @@
     <w:r>
       <w:tab/>
       <w:tab/>
-      <w:t>2026-08-24</w:t>
+      <w:t>2026-08-25</w:t>
       <w:br/>
       <w:br/>
     </w:r>

--- a/tillsyn/A 61805-2025 tillsynsbegäran.docx
+++ b/tillsyn/A 61805-2025 tillsynsbegäran.docx
@@ -307,7 +307,7 @@
     <w:r>
       <w:tab/>
       <w:tab/>
-      <w:t>2026-08-25</w:t>
+      <w:t>2026-08-26</w:t>
       <w:br/>
       <w:br/>
     </w:r>

--- a/tillsyn/A 61805-2025 tillsynsbegäran.docx
+++ b/tillsyn/A 61805-2025 tillsynsbegäran.docx
@@ -307,7 +307,7 @@
     <w:r>
       <w:tab/>
       <w:tab/>
-      <w:t>2026-08-26</w:t>
+      <w:t>2026-08-27</w:t>
       <w:br/>
       <w:br/>
     </w:r>

--- a/tillsyn/A 61805-2025 tillsynsbegäran.docx
+++ b/tillsyn/A 61805-2025 tillsynsbegäran.docx
@@ -307,7 +307,7 @@
     <w:r>
       <w:tab/>
       <w:tab/>
-      <w:t>2026-08-27</w:t>
+      <w:t>2026-08-28</w:t>
       <w:br/>
       <w:br/>
     </w:r>

--- a/tillsyn/A 61805-2025 tillsynsbegäran.docx
+++ b/tillsyn/A 61805-2025 tillsynsbegäran.docx
@@ -307,7 +307,7 @@
     <w:r>
       <w:tab/>
       <w:tab/>
-      <w:t>2026-08-28</w:t>
+      <w:t>2026-08-29</w:t>
       <w:br/>
       <w:br/>
     </w:r>

--- a/tillsyn/A 61805-2025 tillsynsbegäran.docx
+++ b/tillsyn/A 61805-2025 tillsynsbegäran.docx
@@ -307,7 +307,7 @@
     <w:r>
       <w:tab/>
       <w:tab/>
-      <w:t>2026-08-29</w:t>
+      <w:t>2026-08-31</w:t>
       <w:br/>
       <w:br/>
     </w:r>

--- a/tillsyn/A 61805-2025 tillsynsbegäran.docx
+++ b/tillsyn/A 61805-2025 tillsynsbegäran.docx
@@ -307,7 +307,7 @@
     <w:r>
       <w:tab/>
       <w:tab/>
-      <w:t>2026-08-31</w:t>
+      <w:t>2026-09-01</w:t>
       <w:br/>
       <w:br/>
     </w:r>

--- a/tillsyn/A 61805-2025 tillsynsbegäran.docx
+++ b/tillsyn/A 61805-2025 tillsynsbegäran.docx
@@ -307,7 +307,7 @@
     <w:r>
       <w:tab/>
       <w:tab/>
-      <w:t>2026-09-01</w:t>
+      <w:t>2026-09-02</w:t>
       <w:br/>
       <w:br/>
     </w:r>

--- a/tillsyn/A 61805-2025 tillsynsbegäran.docx
+++ b/tillsyn/A 61805-2025 tillsynsbegäran.docx
@@ -307,7 +307,7 @@
     <w:r>
       <w:tab/>
       <w:tab/>
-      <w:t>2026-09-02</w:t>
+      <w:t>2026-09-03</w:t>
       <w:br/>
       <w:br/>
     </w:r>

--- a/tillsyn/A 61805-2025 tillsynsbegäran.docx
+++ b/tillsyn/A 61805-2025 tillsynsbegäran.docx
@@ -307,7 +307,7 @@
     <w:r>
       <w:tab/>
       <w:tab/>
-      <w:t>2026-09-03</w:t>
+      <w:t>2026-09-04</w:t>
       <w:br/>
       <w:br/>
     </w:r>

--- a/tillsyn/A 61805-2025 tillsynsbegäran.docx
+++ b/tillsyn/A 61805-2025 tillsynsbegäran.docx
@@ -307,7 +307,7 @@
     <w:r>
       <w:tab/>
       <w:tab/>
-      <w:t>2026-09-04</w:t>
+      <w:t>2026-09-05</w:t>
       <w:br/>
       <w:br/>
     </w:r>

--- a/tillsyn/A 61805-2025 tillsynsbegäran.docx
+++ b/tillsyn/A 61805-2025 tillsynsbegäran.docx
@@ -307,7 +307,7 @@
     <w:r>
       <w:tab/>
       <w:tab/>
-      <w:t>2026-09-05</w:t>
+      <w:t>2026-09-06</w:t>
       <w:br/>
       <w:br/>
     </w:r>

--- a/tillsyn/A 61805-2025 tillsynsbegäran.docx
+++ b/tillsyn/A 61805-2025 tillsynsbegäran.docx
@@ -307,7 +307,7 @@
     <w:r>
       <w:tab/>
       <w:tab/>
-      <w:t>2026-09-06</w:t>
+      <w:t>2026-09-07</w:t>
       <w:br/>
       <w:br/>
     </w:r>

--- a/tillsyn/A 61805-2025 tillsynsbegäran.docx
+++ b/tillsyn/A 61805-2025 tillsynsbegäran.docx
@@ -307,7 +307,7 @@
     <w:r>
       <w:tab/>
       <w:tab/>
-      <w:t>2026-09-07</w:t>
+      <w:t>2026-09-08</w:t>
       <w:br/>
       <w:br/>
     </w:r>

--- a/tillsyn/A 61805-2025 tillsynsbegäran.docx
+++ b/tillsyn/A 61805-2025 tillsynsbegäran.docx
@@ -307,7 +307,7 @@
     <w:r>
       <w:tab/>
       <w:tab/>
-      <w:t>2026-09-08</w:t>
+      <w:t>2026-09-09</w:t>
       <w:br/>
       <w:br/>
     </w:r>

--- a/tillsyn/A 61805-2025 tillsynsbegäran.docx
+++ b/tillsyn/A 61805-2025 tillsynsbegäran.docx
@@ -307,7 +307,7 @@
     <w:r>
       <w:tab/>
       <w:tab/>
-      <w:t>2026-09-09</w:t>
+      <w:t>2026-09-10</w:t>
       <w:br/>
       <w:br/>
     </w:r>

--- a/tillsyn/A 61805-2025 tillsynsbegäran.docx
+++ b/tillsyn/A 61805-2025 tillsynsbegäran.docx
@@ -307,7 +307,7 @@
     <w:r>
       <w:tab/>
       <w:tab/>
-      <w:t>2026-09-10</w:t>
+      <w:t>2026-09-11</w:t>
       <w:br/>
       <w:br/>
     </w:r>

--- a/tillsyn/A 61805-2025 tillsynsbegäran.docx
+++ b/tillsyn/A 61805-2025 tillsynsbegäran.docx
@@ -307,7 +307,7 @@
     <w:r>
       <w:tab/>
       <w:tab/>
-      <w:t>2026-09-11</w:t>
+      <w:t>2026-09-12</w:t>
       <w:br/>
       <w:br/>
     </w:r>
